--- a/assets/sesc-opportunity-sprint.docx
+++ b/assets/sesc-opportunity-sprint.docx
@@ -114,7 +114,7 @@
         <w:rPr>
           <w:rtl w:val="0"/>
         </w:rPr>
-        <w:t xml:space="preserve"> Five working sessions, each about 45 minutes, that you run with an AI copilot (Copilot, ChatGPT, Claude, or Gemini work, just use what you already have a license for). Each session is one prompt plus your local knowledge. By Step 5 you will have a one-page County Opportunity Commitment ready. It will include three career pathways, three placement partners, and ten employers to sign.</w:t>
+        <w:t xml:space="preserve"> Five working sessions, each about 5 to 10 minutes, that you run with an AI copilot (Copilot, ChatGPT, Claude, or Gemini work, just use what you already have a license for). Each session is one prompt plus your local knowledge. By Step 5 you will have a one-page County Opportunity Commitment ready. It will include three career pathways, three placement partners, and ten employers to sign.</w:t>
       </w:r>
     </w:p>
     <w:p>
